--- a/Curriculo Completo.docx
+++ b/Curriculo Completo.docx
@@ -30,6 +30,8 @@
         </w:rPr>
         <w:t>urrículo</w:t>
       </w:r>
+      <w:bookmarkStart w:id="0" w:name="_GoBack"/>
+      <w:bookmarkEnd w:id="0"/>
     </w:p>
     <w:p/>
     <w:p>
@@ -1065,23 +1067,50 @@
         <w:jc w:val="right"/>
         <w:rPr>
           <w:b/>
+          <w:color w:val="FFC000" w:themeColor="accent4"/>
           <w:sz w:val="40"/>
           <w:szCs w:val="40"/>
+          <w14:textOutline w14:w="0" w14:cap="flat" w14:cmpd="sng" w14:algn="ctr">
+            <w14:noFill/>
+            <w14:prstDash w14:val="solid"/>
+            <w14:round/>
+          </w14:textOutline>
+          <w14:props3d w14:extrusionH="57150" w14:contourW="0" w14:prstMaterial="softEdge">
+            <w14:bevelT w14:w="25400" w14:h="38100" w14:prst="circle"/>
+          </w14:props3d>
         </w:rPr>
       </w:pPr>
       <w:r>
         <w:rPr>
           <w:b/>
+          <w:color w:val="FFC000" w:themeColor="accent4"/>
           <w:sz w:val="40"/>
           <w:szCs w:val="40"/>
+          <w14:textOutline w14:w="0" w14:cap="flat" w14:cmpd="sng" w14:algn="ctr">
+            <w14:noFill/>
+            <w14:prstDash w14:val="solid"/>
+            <w14:round/>
+          </w14:textOutline>
+          <w14:props3d w14:extrusionH="57150" w14:contourW="0" w14:prstMaterial="softEdge">
+            <w14:bevelT w14:w="25400" w14:h="38100" w14:prst="circle"/>
+          </w14:props3d>
         </w:rPr>
         <w:t>14/10/202</w:t>
       </w:r>
       <w:r>
         <w:rPr>
           <w:b/>
+          <w:color w:val="FFC000" w:themeColor="accent4"/>
           <w:sz w:val="40"/>
           <w:szCs w:val="40"/>
+          <w14:textOutline w14:w="0" w14:cap="flat" w14:cmpd="sng" w14:algn="ctr">
+            <w14:noFill/>
+            <w14:prstDash w14:val="solid"/>
+            <w14:round/>
+          </w14:textOutline>
+          <w14:props3d w14:extrusionH="57150" w14:contourW="0" w14:prstMaterial="softEdge">
+            <w14:bevelT w14:w="25400" w14:h="38100" w14:prst="circle"/>
+          </w14:props3d>
         </w:rPr>
         <w:t>5</w:t>
       </w:r>
@@ -1091,15 +1120,33 @@
         <w:jc w:val="right"/>
         <w:rPr>
           <w:b/>
+          <w:color w:val="FFC000" w:themeColor="accent4"/>
           <w:sz w:val="40"/>
           <w:szCs w:val="40"/>
+          <w14:textOutline w14:w="0" w14:cap="flat" w14:cmpd="sng" w14:algn="ctr">
+            <w14:noFill/>
+            <w14:prstDash w14:val="solid"/>
+            <w14:round/>
+          </w14:textOutline>
+          <w14:props3d w14:extrusionH="57150" w14:contourW="0" w14:prstMaterial="softEdge">
+            <w14:bevelT w14:w="25400" w14:h="38100" w14:prst="circle"/>
+          </w14:props3d>
         </w:rPr>
       </w:pPr>
       <w:r>
         <w:rPr>
           <w:b/>
+          <w:color w:val="FFC000" w:themeColor="accent4"/>
           <w:sz w:val="40"/>
           <w:szCs w:val="40"/>
+          <w14:textOutline w14:w="0" w14:cap="flat" w14:cmpd="sng" w14:algn="ctr">
+            <w14:noFill/>
+            <w14:prstDash w14:val="solid"/>
+            <w14:round/>
+          </w14:textOutline>
+          <w14:props3d w14:extrusionH="57150" w14:contourW="0" w14:prstMaterial="softEdge">
+            <w14:bevelT w14:w="25400" w14:h="38100" w14:prst="circle"/>
+          </w14:props3d>
         </w:rPr>
         <w:t>20:35</w:t>
       </w:r>
@@ -2023,18 +2070,7 @@
                 <w:szCs w:val="40"/>
                 <w:u w:val="single"/>
               </w:rPr>
-              <w:t>Ní</w:t>
-            </w:r>
-            <w:bookmarkStart w:id="0" w:name="_GoBack"/>
-            <w:bookmarkEnd w:id="0"/>
-            <w:r>
-              <w:rPr>
-                <w:b/>
-                <w:sz w:val="40"/>
-                <w:szCs w:val="40"/>
-                <w:u w:val="single"/>
-              </w:rPr>
-              <w:t>vel</w:t>
+              <w:t>Nível</w:t>
             </w:r>
           </w:p>
         </w:tc>
@@ -2755,7 +2791,7 @@
   </w:compat>
   <w:rsids>
     <w:rsidRoot w:val="008A4A2C"/>
-    <w:rsid w:val="000E4B3E"/>
+    <w:rsid w:val="00461906"/>
     <w:rsid w:val="008A4A2C"/>
   </w:rsids>
   <m:mathPr>
@@ -3528,7 +3564,7 @@
 </file>
 
 <file path=customXml/itemProps1.xml><?xml version="1.0" encoding="utf-8"?>
-<ds:datastoreItem xmlns:ds="http://schemas.openxmlformats.org/officeDocument/2006/customXml" ds:itemID="{EC01D626-EA1B-4F92-B4E9-5A143E13A3C9}">
+<ds:datastoreItem xmlns:ds="http://schemas.openxmlformats.org/officeDocument/2006/customXml" ds:itemID="{19EB4A53-9487-404B-A3A0-4DA00A4D31BF}">
   <ds:schemaRefs>
     <ds:schemaRef ds:uri="http://schemas.openxmlformats.org/officeDocument/2006/bibliography"/>
   </ds:schemaRefs>
